--- a/Paint Shop Conveyor System Simulation.docx
+++ b/Paint Shop Conveyor System Simulation.docx
@@ -1637,14 +1637,147 @@
         <w:suppressLineNumbers w:val="0"/>
         <w:rPr>
           <w:rFonts w:hint="default" w:ascii="Times New Roman" w:hAnsi="Times New Roman" w:cs="Times New Roman"/>
-        </w:rPr>
-      </w:pPr>
-      <w:r>
-        <w:rPr>
-          <w:rFonts w:hint="default" w:ascii="Times New Roman" w:hAnsi="Times New Roman" w:cs="Times New Roman"/>
-        </w:rPr>
-        <w:t>One possible solution is to add an additional painting machine so that two cars can be painted simultaneously. This would significantly reduce queue lengths and waiting times.</w:t>
-      </w:r>
+          <w:lang w:val="en-IN"/>
+        </w:rPr>
+      </w:pPr>
+      <w:r>
+        <w:rPr>
+          <w:rFonts w:hint="default" w:ascii="Times New Roman" w:hAnsi="Times New Roman" w:cs="Times New Roman"/>
+          <w:lang w:val="en-IN"/>
+        </w:rPr>
+        <w:drawing>
+          <wp:anchor distT="0" distB="0" distL="114300" distR="114300" simplePos="0" relativeHeight="251660288" behindDoc="1" locked="0" layoutInCell="1" allowOverlap="1">
+            <wp:simplePos x="0" y="0"/>
+            <wp:positionH relativeFrom="column">
+              <wp:posOffset>238760</wp:posOffset>
+            </wp:positionH>
+            <wp:positionV relativeFrom="paragraph">
+              <wp:posOffset>969010</wp:posOffset>
+            </wp:positionV>
+            <wp:extent cx="4594860" cy="3189605"/>
+            <wp:effectExtent l="0" t="0" r="7620" b="10795"/>
+            <wp:wrapTight wrapText="bothSides">
+              <wp:wrapPolygon>
+                <wp:start x="0" y="0"/>
+                <wp:lineTo x="0" y="21467"/>
+                <wp:lineTo x="21564" y="21467"/>
+                <wp:lineTo x="21564" y="0"/>
+                <wp:lineTo x="0" y="0"/>
+              </wp:wrapPolygon>
+            </wp:wrapTight>
+            <wp:docPr id="3" name="Picture 3" descr="sss2"/>
+            <wp:cNvGraphicFramePr>
+              <a:graphicFrameLocks xmlns:a="http://schemas.openxmlformats.org/drawingml/2006/main" noChangeAspect="1"/>
+            </wp:cNvGraphicFramePr>
+            <a:graphic xmlns:a="http://schemas.openxmlformats.org/drawingml/2006/main">
+              <a:graphicData uri="http://schemas.openxmlformats.org/drawingml/2006/picture">
+                <pic:pic xmlns:pic="http://schemas.openxmlformats.org/drawingml/2006/picture">
+                  <pic:nvPicPr>
+                    <pic:cNvPr id="3" name="Picture 3" descr="sss2"/>
+                    <pic:cNvPicPr>
+                      <a:picLocks noChangeAspect="1"/>
+                    </pic:cNvPicPr>
+                  </pic:nvPicPr>
+                  <pic:blipFill>
+                    <a:blip r:embed="rId4"/>
+                    <a:stretch>
+                      <a:fillRect/>
+                    </a:stretch>
+                  </pic:blipFill>
+                  <pic:spPr>
+                    <a:xfrm>
+                      <a:off x="0" y="0"/>
+                      <a:ext cx="4594860" cy="3189605"/>
+                    </a:xfrm>
+                    <a:prstGeom prst="rect">
+                      <a:avLst/>
+                    </a:prstGeom>
+                  </pic:spPr>
+                </pic:pic>
+              </a:graphicData>
+            </a:graphic>
+          </wp:anchor>
+        </w:drawing>
+      </w:r>
+      <w:r>
+        <w:rPr>
+          <w:rFonts w:hint="default" w:ascii="Times New Roman" w:hAnsi="Times New Roman" w:cs="Times New Roman"/>
+        </w:rPr>
+        <w:br w:type="textWrapping"/>
+      </w:r>
+      <w:r>
+        <w:rPr>
+          <w:rFonts w:hint="default" w:ascii="Times New Roman" w:hAnsi="Times New Roman" w:cs="Times New Roman"/>
+        </w:rPr>
+        <w:t xml:space="preserve">One possible solution is to add an additional painting machine so that two cars can be painted simultaneously. This would significantly reduce queue lengths and waiting </w:t>
+      </w:r>
+      <w:r>
+        <w:rPr>
+          <w:rFonts w:hint="default" w:ascii="Times New Roman" w:hAnsi="Times New Roman" w:cs="Times New Roman"/>
+        </w:rPr>
+        <w:br w:type="textWrapping"/>
+      </w:r>
+      <w:r>
+        <w:rPr>
+          <w:rFonts w:hint="default" w:ascii="Times New Roman" w:hAnsi="Times New Roman" w:cs="Times New Roman"/>
+        </w:rPr>
+        <w:t>times.</w:t>
+      </w:r>
+      <w:r>
+        <w:rPr>
+          <w:rFonts w:hint="default" w:cs="Times New Roman"/>
+          <w:lang w:val="en-IN"/>
+        </w:rPr>
+        <w:t>Image below shows 2 painting stations instead of one.</w:t>
+      </w:r>
+    </w:p>
+    <w:p>
+      <w:pPr>
+        <w:pStyle w:val="8"/>
+        <w:keepNext w:val="0"/>
+        <w:keepLines w:val="0"/>
+        <w:widowControl/>
+        <w:suppressLineNumbers w:val="0"/>
+        <w:rPr>
+          <w:rFonts w:hint="default" w:ascii="Times New Roman" w:hAnsi="Times New Roman" w:cs="Times New Roman"/>
+        </w:rPr>
+      </w:pPr>
+      <w:r>
+        <w:rPr>
+          <w:rFonts w:hint="default" w:ascii="Times New Roman" w:hAnsi="Times New Roman" w:cs="Times New Roman"/>
+        </w:rPr>
+        <w:br w:type="textWrapping"/>
+      </w:r>
+      <w:r>
+        <w:rPr>
+          <w:rFonts w:hint="default" w:ascii="Times New Roman" w:hAnsi="Times New Roman" w:cs="Times New Roman"/>
+        </w:rPr>
+        <w:br w:type="textWrapping"/>
+      </w:r>
+    </w:p>
+    <w:p>
+      <w:pPr>
+        <w:pStyle w:val="8"/>
+        <w:keepNext w:val="0"/>
+        <w:keepLines w:val="0"/>
+        <w:widowControl/>
+        <w:suppressLineNumbers w:val="0"/>
+        <w:rPr>
+          <w:rFonts w:hint="default" w:ascii="Times New Roman" w:hAnsi="Times New Roman" w:cs="Times New Roman"/>
+        </w:rPr>
+      </w:pPr>
+    </w:p>
+    <w:p>
+      <w:pPr>
+        <w:pStyle w:val="8"/>
+        <w:keepNext w:val="0"/>
+        <w:keepLines w:val="0"/>
+        <w:widowControl/>
+        <w:suppressLineNumbers w:val="0"/>
+        <w:rPr>
+          <w:rFonts w:hint="default" w:ascii="Times New Roman" w:hAnsi="Times New Roman" w:cs="Times New Roman"/>
+        </w:rPr>
+      </w:pPr>
     </w:p>
     <w:p>
       <w:pPr>
@@ -1673,6 +1806,7 @@
         <w:suppressLineNumbers w:val="0"/>
         <w:rPr>
           <w:rFonts w:hint="default" w:ascii="Times New Roman" w:hAnsi="Times New Roman" w:cs="Times New Roman"/>
+          <w:lang w:val="en-IN"/>
         </w:rPr>
       </w:pPr>
       <w:r>
@@ -1681,6 +1815,15 @@
         </w:rPr>
         <w:t>Balancing the arrival rate with station capacities can also help prevent excessive queue buildup.</w:t>
       </w:r>
+      <w:r>
+        <w:rPr>
+          <w:rFonts w:hint="default" w:cs="Times New Roman"/>
+          <w:lang w:val="en-IN"/>
+        </w:rPr>
+        <w:t>This is the main cause of the bottleneck; cars arrive way too fast for the cleaning section to process them in time.</w:t>
+      </w:r>
+      <w:bookmarkStart w:id="0" w:name="_GoBack"/>
+      <w:bookmarkEnd w:id="0"/>
     </w:p>
     <w:p>
       <w:pPr>
@@ -1815,8 +1958,6 @@
         </w:rPr>
         <w:t>Output:</w:t>
       </w:r>
-      <w:bookmarkStart w:id="0" w:name="_GoBack"/>
-      <w:bookmarkEnd w:id="0"/>
       <w:r>
         <w:br w:type="textWrapping"/>
       </w:r>
@@ -1839,7 +1980,7 @@
                     </pic:cNvPicPr>
                   </pic:nvPicPr>
                   <pic:blipFill>
-                    <a:blip r:embed="rId4"/>
+                    <a:blip r:embed="rId5"/>
                     <a:stretch>
                       <a:fillRect/>
                     </a:stretch>
